--- a/docs/Guia_Rapido_Zona_de_Exclusao.docx
+++ b/docs/Guia_Rapido_Zona_de_Exclusao.docx
@@ -501,7 +501,17 @@
         <w:t xml:space="preserve">2. Fase de Combate</w:t>
       </w:r>
       <w:r>
-        <w:t xml:space="preserve"> — cada time seleciona uma unidade própria e clica nos inimigos detectados dentro do alcance de ataque para declarar ataques; confirma quando terminar.</w:t>
+        <w:t xml:space="preserve"> — cada time seleciona uma unidade própria e clica nos inimigos detectados dentro do alcance de ataque para declarar ataques. Cada engajamento registrado aparece numa lista no painel lateral e como seta numerada no mapa, onde pode ser ajustado ou removido; a fase termina no botão </w:t>
+      </w:r>
+      <w:r>
+        <w:rPr>
+          <w:b/>
+          <w:bCs/>
+        </w:rPr>
+        <w:t xml:space="preserve">Encerrar Fase de Engajamentos</w:t>
+      </w:r>
+      <w:r>
+        <w:t xml:space="preserve">.</w:t>
       </w:r>
     </w:p>
     <w:p>
@@ -765,7 +775,7 @@
         <w:t xml:space="preserve">↩</w:t>
       </w:r>
       <w:r>
-        <w:t xml:space="preserve"> desfaz o último passo. Navios e submarinos gastam combustível (FP) conforme a distância percorrida (seção 9); aeronaves ficam "no ar" ao se mover e voltam automaticamente à base ao fim do combate.</w:t>
+        <w:t xml:space="preserve"> desfaz o último passo. Navios e submarinos gastam combustível (FP) conforme a distância percorrida (seção 9) — ao selecionar um navio, o alcance aparece colorido pelo consumo do período (verde = 1 FP, âmbar = 2 FP, laranja = 3 FP em alta velocidade) e o painel avisa quando o próximo hexágono aumenta o consumo; aeronaves ficam "no ar" ao se mover e voltam automaticamente à base ao fim do combate.</w:t>
       </w:r>
     </w:p>
     <w:p>
